--- a/Відм._дієслова_ур_2_answ.docx
+++ b/Відм._дієслова_ур_2_answ.docx
@@ -781,7 +781,7 @@
         <w:rPr>
           <w:lang w:val="uk-UA"/>
         </w:rPr>
-        <w:t xml:space="preserve"> (</w:t>
+        <w:t xml:space="preserve"> </w:t>
       </w:r>
       <w:r>
         <w:rPr>
@@ -791,6 +791,210 @@
       </w:r>
       <w:r>
         <w:rPr>
+          <w:lang w:val="en-US"/>
+        </w:rPr>
+        <w:t>st</w:t>
+      </w:r>
+      <w:r>
+        <w:rPr>
+          <w:lang w:val="uk-UA"/>
+        </w:rPr>
+        <w:t xml:space="preserve"> </w:t>
+      </w:r>
+      <w:r>
+        <w:rPr>
+          <w:lang w:val="de-DE"/>
+        </w:rPr>
+        <w:t>du</w:t>
+      </w:r>
+      <w:r>
+        <w:rPr>
+          <w:lang w:val="uk-UA"/>
+        </w:rPr>
+        <w:t xml:space="preserve">? 2. </w:t>
+      </w:r>
+      <w:r>
+        <w:rPr>
+          <w:lang w:val="de-DE"/>
+        </w:rPr>
+        <w:t>Was</w:t>
+      </w:r>
+      <w:r>
+        <w:rPr>
+          <w:lang w:val="uk-UA"/>
+        </w:rPr>
+        <w:t xml:space="preserve"> </w:t>
+      </w:r>
+      <w:r>
+        <w:rPr>
+          <w:lang w:val="de-DE"/>
+        </w:rPr>
+        <w:t>mach</w:t>
+      </w:r>
+      <w:r>
+        <w:rPr>
+          <w:lang w:val="de-DE"/>
+        </w:rPr>
+        <w:t>st</w:t>
+      </w:r>
+      <w:r>
+        <w:rPr>
+          <w:lang w:val="uk-UA"/>
+        </w:rPr>
+        <w:t xml:space="preserve"> </w:t>
+      </w:r>
+      <w:r>
+        <w:rPr>
+          <w:lang w:val="de-DE"/>
+        </w:rPr>
+        <w:t>du</w:t>
+      </w:r>
+      <w:r>
+        <w:rPr>
+          <w:lang w:val="uk-UA"/>
+        </w:rPr>
+        <w:t xml:space="preserve">? 3. </w:t>
+      </w:r>
+      <w:r>
+        <w:rPr>
+          <w:lang w:val="de-DE"/>
+        </w:rPr>
+        <w:t>Wie</w:t>
+      </w:r>
+      <w:r>
+        <w:rPr>
+          <w:lang w:val="uk-UA"/>
+        </w:rPr>
+        <w:t xml:space="preserve"> </w:t>
+      </w:r>
+      <w:r>
+        <w:rPr>
+          <w:lang w:val="de-DE"/>
+        </w:rPr>
+        <w:t>geh</w:t>
+      </w:r>
+      <w:r>
+        <w:rPr>
+          <w:lang w:val="en-US"/>
+        </w:rPr>
+        <w:t>t</w:t>
+      </w:r>
+      <w:r>
+        <w:rPr>
+          <w:lang w:val="uk-UA"/>
+        </w:rPr>
+        <w:t xml:space="preserve"> </w:t>
+      </w:r>
+      <w:r>
+        <w:rPr>
+          <w:lang w:val="de-DE"/>
+        </w:rPr>
+        <w:t>es</w:t>
+      </w:r>
+      <w:r>
+        <w:rPr>
+          <w:lang w:val="uk-UA"/>
+        </w:rPr>
+        <w:t xml:space="preserve"> </w:t>
+      </w:r>
+      <w:r>
+        <w:rPr>
+          <w:lang w:val="de-DE"/>
+        </w:rPr>
+        <w:t>dir</w:t>
+      </w:r>
+      <w:r>
+        <w:rPr>
+          <w:lang w:val="uk-UA"/>
+        </w:rPr>
+        <w:t xml:space="preserve">? 4. </w:t>
+      </w:r>
+      <w:r>
+        <w:rPr>
+          <w:lang w:val="de-DE"/>
+        </w:rPr>
+        <w:t>Wo</w:t>
+      </w:r>
+      <w:r>
+        <w:rPr>
+          <w:lang w:val="uk-UA"/>
+        </w:rPr>
+        <w:t xml:space="preserve"> </w:t>
+      </w:r>
+      <w:r>
+        <w:rPr>
+          <w:lang w:val="de-DE"/>
+        </w:rPr>
+        <w:t>lieg</w:t>
+      </w:r>
+      <w:r>
+        <w:rPr>
+          <w:lang w:val="de-DE"/>
+        </w:rPr>
+        <w:t>t</w:t>
+      </w:r>
+      <w:r>
+        <w:rPr>
+          <w:lang w:val="uk-UA"/>
+        </w:rPr>
+        <w:t xml:space="preserve"> </w:t>
+      </w:r>
+      <w:r>
+        <w:rPr>
+          <w:lang w:val="de-DE"/>
+        </w:rPr>
+        <w:t>das</w:t>
+      </w:r>
+      <w:r>
+        <w:rPr>
+          <w:lang w:val="uk-UA"/>
+        </w:rPr>
+        <w:t xml:space="preserve"> </w:t>
+      </w:r>
+      <w:r>
+        <w:rPr>
+          <w:lang w:val="de-DE"/>
+        </w:rPr>
+        <w:t>Buch</w:t>
+      </w:r>
+      <w:r>
+        <w:rPr>
+          <w:lang w:val="de-DE"/>
+        </w:rPr>
+        <w:t>?</w:t>
+      </w:r>
+      <w:r>
+        <w:rPr>
+          <w:lang w:val="uk-UA"/>
+        </w:rPr>
+        <w:t xml:space="preserve"> 5. </w:t>
+      </w:r>
+      <w:r>
+        <w:rPr>
+          <w:lang w:val="de-DE"/>
+        </w:rPr>
+        <w:t>Wie</w:t>
+      </w:r>
+      <w:r>
+        <w:rPr>
+          <w:lang w:val="uk-UA"/>
+        </w:rPr>
+        <w:t xml:space="preserve"> </w:t>
+      </w:r>
+      <w:r>
+        <w:rPr>
+          <w:lang w:val="de-DE"/>
+        </w:rPr>
+        <w:t>hei</w:t>
+      </w:r>
+      <w:r>
+        <w:rPr>
+          <w:lang w:val="uk-UA"/>
+        </w:rPr>
+        <w:t>ß</w:t>
+      </w:r>
+      <w:r>
+        <w:rPr>
           <w:lang w:val="de-DE"/>
         </w:rPr>
         <w:t>en</w:t>
@@ -799,7 +1003,67 @@
         <w:rPr>
           <w:lang w:val="uk-UA"/>
         </w:rPr>
-        <w:t xml:space="preserve">) </w:t>
+        <w:t xml:space="preserve"> </w:t>
+      </w:r>
+      <w:r>
+        <w:rPr>
+          <w:lang w:val="de-DE"/>
+        </w:rPr>
+        <w:t>Sie</w:t>
+      </w:r>
+      <w:r>
+        <w:rPr>
+          <w:lang w:val="uk-UA"/>
+        </w:rPr>
+        <w:t xml:space="preserve">? 6. </w:t>
+      </w:r>
+      <w:r>
+        <w:rPr>
+          <w:lang w:val="de-DE"/>
+        </w:rPr>
+        <w:t>Wo</w:t>
+      </w:r>
+      <w:r>
+        <w:rPr>
+          <w:lang w:val="uk-UA"/>
+        </w:rPr>
+        <w:t xml:space="preserve"> </w:t>
+      </w:r>
+      <w:r>
+        <w:rPr>
+          <w:lang w:val="de-DE"/>
+        </w:rPr>
+        <w:t>arbeit</w:t>
+      </w:r>
+      <w:r>
+        <w:rPr>
+          <w:lang w:val="de-DE"/>
+        </w:rPr>
+        <w:t>est</w:t>
+      </w:r>
+      <w:r>
+        <w:rPr>
+          <w:lang w:val="uk-UA"/>
+        </w:rPr>
+        <w:t xml:space="preserve"> </w:t>
+      </w:r>
+      <w:r>
+        <w:rPr>
+          <w:lang w:val="de-DE"/>
+        </w:rPr>
+        <w:t>du? 7. Woher komm</w:t>
+      </w:r>
+      <w:r>
+        <w:rPr>
+          <w:lang w:val="de-DE"/>
+        </w:rPr>
+        <w:t>st</w:t>
+      </w:r>
+      <w:r>
+        <w:rPr>
+          <w:lang w:val="de-DE"/>
+        </w:rPr>
+        <w:t xml:space="preserve"> </w:t>
       </w:r>
       <w:r>
         <w:rPr>
@@ -809,63 +1073,75 @@
       </w:r>
       <w:r>
         <w:rPr>
-          <w:lang w:val="uk-UA"/>
-        </w:rPr>
-        <w:t xml:space="preserve">? 2. </w:t>
-      </w:r>
-      <w:r>
-        <w:rPr>
-          <w:lang w:val="de-DE"/>
-        </w:rPr>
-        <w:t>Was</w:t>
-      </w:r>
-      <w:r>
-        <w:rPr>
-          <w:lang w:val="uk-UA"/>
-        </w:rPr>
-        <w:t xml:space="preserve"> (</w:t>
-      </w:r>
-      <w:r>
-        <w:rPr>
-          <w:lang w:val="de-DE"/>
-        </w:rPr>
-        <w:t>machen</w:t>
-      </w:r>
-      <w:r>
-        <w:rPr>
-          <w:lang w:val="uk-UA"/>
-        </w:rPr>
-        <w:t xml:space="preserve">) </w:t>
-      </w:r>
-      <w:r>
-        <w:rPr>
-          <w:lang w:val="de-DE"/>
-        </w:rPr>
-        <w:t>du</w:t>
-      </w:r>
-      <w:r>
-        <w:rPr>
-          <w:lang w:val="uk-UA"/>
-        </w:rPr>
-        <w:t xml:space="preserve">? 3. </w:t>
-      </w:r>
-      <w:r>
-        <w:rPr>
-          <w:lang w:val="de-DE"/>
-        </w:rPr>
-        <w:t>Wie</w:t>
-      </w:r>
-      <w:r>
-        <w:rPr>
-          <w:lang w:val="uk-UA"/>
-        </w:rPr>
-        <w:t xml:space="preserve"> (</w:t>
-      </w:r>
-      <w:r>
-        <w:rPr>
-          <w:lang w:val="de-DE"/>
-        </w:rPr>
-        <w:t>geh</w:t>
+          <w:lang w:val="de-DE"/>
+        </w:rPr>
+        <w:t>? 8. Wohin fahren si</w:t>
+      </w:r>
+      <w:r>
+        <w:rPr>
+          <w:lang w:val="de-DE"/>
+        </w:rPr>
+        <w:t>e</w:t>
+      </w:r>
+      <w:r>
+        <w:rPr>
+          <w:lang w:val="de-DE"/>
+        </w:rPr>
+        <w:t>?</w:t>
+      </w:r>
+      <w:r>
+        <w:rPr>
+          <w:lang w:val="de-DE"/>
+        </w:rPr>
+        <w:t xml:space="preserve"> 9. Was mach</w:t>
+      </w:r>
+      <w:r>
+        <w:rPr>
+          <w:lang w:val="de-DE"/>
+        </w:rPr>
+        <w:t>st</w:t>
+      </w:r>
+      <w:r>
+        <w:rPr>
+          <w:lang w:val="de-DE"/>
+        </w:rPr>
+        <w:t xml:space="preserve"> du heute Abend</w:t>
+      </w:r>
+      <w:r>
+        <w:rPr>
+          <w:lang w:val="de-DE"/>
+        </w:rPr>
+        <w:t>?</w:t>
+      </w:r>
+      <w:r>
+        <w:rPr>
+          <w:lang w:val="de-DE"/>
+        </w:rPr>
+        <w:t xml:space="preserve"> 10. Mein Vater arbeite</w:t>
+      </w:r>
+      <w:r>
+        <w:rPr>
+          <w:lang w:val="de-DE"/>
+        </w:rPr>
+        <w:t>t</w:t>
+      </w:r>
+      <w:r>
+        <w:rPr>
+          <w:lang w:val="de-DE"/>
+        </w:rPr>
+        <w:t xml:space="preserve"> bis spät </w:t>
+      </w:r>
+      <w:r>
+        <w:rPr>
+          <w:lang w:val="de-DE"/>
+        </w:rPr>
+        <w:t>in der Nacht</w:t>
+      </w:r>
+      <w:r>
+        <w:rPr>
+          <w:lang w:val="de-DE"/>
+        </w:rPr>
+        <w:t xml:space="preserve"> 11. Die Kinder schlaf</w:t>
       </w:r>
       <w:r>
         <w:rPr>
@@ -875,253 +1151,69 @@
       </w:r>
       <w:r>
         <w:rPr>
-          <w:lang w:val="uk-UA"/>
-        </w:rPr>
-        <w:t xml:space="preserve">) </w:t>
-      </w:r>
-      <w:r>
-        <w:rPr>
-          <w:lang w:val="de-DE"/>
-        </w:rPr>
-        <w:t>es</w:t>
-      </w:r>
-      <w:r>
-        <w:rPr>
-          <w:lang w:val="uk-UA"/>
-        </w:rPr>
-        <w:t xml:space="preserve"> </w:t>
-      </w:r>
-      <w:r>
-        <w:rPr>
-          <w:lang w:val="de-DE"/>
-        </w:rPr>
-        <w:t>dir</w:t>
-      </w:r>
-      <w:r>
-        <w:rPr>
-          <w:lang w:val="uk-UA"/>
-        </w:rPr>
-        <w:t xml:space="preserve">? 4. </w:t>
-      </w:r>
-      <w:r>
-        <w:rPr>
-          <w:lang w:val="de-DE"/>
-        </w:rPr>
-        <w:t>Wo</w:t>
-      </w:r>
-      <w:r>
-        <w:rPr>
-          <w:lang w:val="uk-UA"/>
-        </w:rPr>
-        <w:t xml:space="preserve"> (</w:t>
-      </w:r>
-      <w:r>
-        <w:rPr>
-          <w:lang w:val="de-DE"/>
-        </w:rPr>
-        <w:t>liegen</w:t>
-      </w:r>
-      <w:r>
-        <w:rPr>
-          <w:lang w:val="uk-UA"/>
-        </w:rPr>
-        <w:t xml:space="preserve">) </w:t>
-      </w:r>
-      <w:r>
-        <w:rPr>
-          <w:lang w:val="de-DE"/>
-        </w:rPr>
-        <w:t>das</w:t>
-      </w:r>
-      <w:r>
-        <w:rPr>
-          <w:lang w:val="uk-UA"/>
-        </w:rPr>
-        <w:t xml:space="preserve"> </w:t>
-      </w:r>
-      <w:r>
-        <w:rPr>
-          <w:lang w:val="de-DE"/>
-        </w:rPr>
-        <w:t>Buch</w:t>
-      </w:r>
-      <w:r>
-        <w:rPr>
-          <w:lang w:val="de-DE"/>
-        </w:rPr>
-        <w:t>?</w:t>
-      </w:r>
-      <w:r>
-        <w:rPr>
-          <w:lang w:val="uk-UA"/>
-        </w:rPr>
-        <w:t xml:space="preserve"> 5. </w:t>
-      </w:r>
-      <w:r>
-        <w:rPr>
-          <w:lang w:val="de-DE"/>
-        </w:rPr>
-        <w:t>Wie</w:t>
-      </w:r>
-      <w:r>
-        <w:rPr>
-          <w:lang w:val="uk-UA"/>
-        </w:rPr>
-        <w:t xml:space="preserve"> (</w:t>
-      </w:r>
-      <w:r>
-        <w:rPr>
-          <w:lang w:val="de-DE"/>
-        </w:rPr>
-        <w:t>hei</w:t>
-      </w:r>
-      <w:r>
-        <w:rPr>
-          <w:lang w:val="uk-UA"/>
-        </w:rPr>
-        <w:t>ß</w:t>
-      </w:r>
-      <w:r>
-        <w:rPr>
-          <w:lang w:val="de-DE"/>
-        </w:rPr>
-        <w:t>en</w:t>
-      </w:r>
-      <w:r>
-        <w:rPr>
-          <w:lang w:val="uk-UA"/>
-        </w:rPr>
-        <w:t xml:space="preserve">) </w:t>
-      </w:r>
-      <w:r>
-        <w:rPr>
-          <w:lang w:val="de-DE"/>
-        </w:rPr>
-        <w:t>Sie</w:t>
-      </w:r>
-      <w:r>
-        <w:rPr>
-          <w:lang w:val="uk-UA"/>
-        </w:rPr>
-        <w:t xml:space="preserve">? 6. </w:t>
-      </w:r>
-      <w:r>
-        <w:rPr>
-          <w:lang w:val="de-DE"/>
-        </w:rPr>
-        <w:t>Wo</w:t>
-      </w:r>
-      <w:r>
-        <w:rPr>
-          <w:lang w:val="uk-UA"/>
-        </w:rPr>
-        <w:t xml:space="preserve"> (</w:t>
-      </w:r>
-      <w:r>
-        <w:rPr>
-          <w:lang w:val="de-DE"/>
-        </w:rPr>
-        <w:t>arbeit</w:t>
-      </w:r>
-      <w:r>
-        <w:rPr>
-          <w:lang w:val="de-DE"/>
-        </w:rPr>
-        <w:t>en</w:t>
-      </w:r>
-      <w:r>
-        <w:rPr>
-          <w:lang w:val="uk-UA"/>
-        </w:rPr>
-        <w:t xml:space="preserve">) </w:t>
-      </w:r>
-      <w:r>
-        <w:rPr>
-          <w:lang w:val="de-DE"/>
-        </w:rPr>
-        <w:t xml:space="preserve">du? 7. Woher (kommen) </w:t>
-      </w:r>
-      <w:r>
-        <w:rPr>
-          <w:lang w:val="de-DE"/>
-        </w:rPr>
-        <w:t>du</w:t>
-      </w:r>
-      <w:r>
-        <w:rPr>
-          <w:lang w:val="de-DE"/>
-        </w:rPr>
-        <w:t>? 8. Wohin (fahren) sie</w:t>
-      </w:r>
-      <w:r>
-        <w:rPr>
-          <w:lang w:val="de-DE"/>
-        </w:rPr>
-        <w:t xml:space="preserve"> </w:t>
-      </w:r>
-      <w:r>
-        <w:t>вони</w:t>
-      </w:r>
-      <w:r>
-        <w:rPr>
-          <w:lang w:val="de-DE"/>
-        </w:rPr>
-        <w:t>?</w:t>
-      </w:r>
-      <w:r>
-        <w:rPr>
-          <w:lang w:val="de-DE"/>
-        </w:rPr>
-        <w:t xml:space="preserve"> 9. Was (machen) du heute Abend</w:t>
-      </w:r>
-      <w:r>
-        <w:rPr>
-          <w:lang w:val="de-DE"/>
-        </w:rPr>
-        <w:t>?</w:t>
-      </w:r>
-      <w:r>
-        <w:rPr>
-          <w:lang w:val="de-DE"/>
-        </w:rPr>
-        <w:t xml:space="preserve"> 10. Mein Vater (arbeiten) bis spät </w:t>
-      </w:r>
-      <w:r>
-        <w:rPr>
-          <w:lang w:val="de-DE"/>
-        </w:rPr>
-        <w:t>in der Nacht</w:t>
-      </w:r>
-      <w:r>
-        <w:rPr>
-          <w:lang w:val="de-DE"/>
-        </w:rPr>
-        <w:t xml:space="preserve"> 11. Die Kinder (schlaf</w:t>
-      </w:r>
-      <w:r>
-        <w:rPr>
-          <w:lang w:val="de-DE"/>
-        </w:rPr>
-        <w:t>en</w:t>
-      </w:r>
-      <w:r>
-        <w:rPr>
-          <w:lang w:val="de-DE"/>
-        </w:rPr>
-        <w:t xml:space="preserve">) sehr gut in der Nacht 12. Wir (helfen) euch sehr gerne 13. </w:t>
-      </w:r>
-      <w:r>
-        <w:rPr>
-          <w:lang w:val="de-DE"/>
-        </w:rPr>
-        <w:t xml:space="preserve">Er (kaufen) ein neues Auto 14. Er (heißen) Paul, </w:t>
-      </w:r>
-      <w:r>
-        <w:rPr>
-          <w:lang w:val="de-DE"/>
-        </w:rPr>
-        <w:lastRenderedPageBreak/>
-        <w:t xml:space="preserve">er (arbeiten) als Seemann 15. Wir (fahren) morgen nach Frankreich 16. Er (gehen) immer noch in die Schule </w:t>
+          <w:lang w:val="de-DE"/>
+        </w:rPr>
+        <w:t xml:space="preserve"> sehr gut in der Nacht 12. Wir helfen euch sehr gerne 13. </w:t>
+      </w:r>
+      <w:r>
+        <w:rPr>
+          <w:lang w:val="de-DE"/>
+        </w:rPr>
+        <w:t>Er kauf</w:t>
+      </w:r>
+      <w:r>
+        <w:rPr>
+          <w:lang w:val="de-DE"/>
+        </w:rPr>
+        <w:t>t</w:t>
+      </w:r>
+      <w:r>
+        <w:rPr>
+          <w:lang w:val="de-DE"/>
+        </w:rPr>
+        <w:t xml:space="preserve"> ein neues Auto 14. Er heiß</w:t>
+      </w:r>
+      <w:r>
+        <w:rPr>
+          <w:lang w:val="de-DE"/>
+        </w:rPr>
+        <w:t>t</w:t>
+      </w:r>
+      <w:r>
+        <w:rPr>
+          <w:lang w:val="de-DE"/>
+        </w:rPr>
+        <w:t xml:space="preserve"> Paul, er arbeit</w:t>
+      </w:r>
+      <w:r>
+        <w:rPr>
+          <w:lang w:val="de-DE"/>
+        </w:rPr>
+        <w:t>e</w:t>
+      </w:r>
+      <w:r>
+        <w:rPr>
+          <w:lang w:val="de-DE"/>
+        </w:rPr>
+        <w:t>t</w:t>
+      </w:r>
+      <w:r>
+        <w:rPr>
+          <w:lang w:val="de-DE"/>
+        </w:rPr>
+        <w:t xml:space="preserve"> als Seemann 15. Wir fahren morgen nach Frankreich 16. Er geh</w:t>
+      </w:r>
+      <w:r>
+        <w:rPr>
+          <w:lang w:val="de-DE"/>
+        </w:rPr>
+        <w:t>t</w:t>
+      </w:r>
+      <w:r>
+        <w:rPr>
+          <w:lang w:val="de-DE"/>
+        </w:rPr>
+        <w:t xml:space="preserve"> immer noch in die Schule </w:t>
       </w:r>
     </w:p>
     <w:p>
@@ -1136,6 +1228,7 @@
           <w:bCs/>
           <w:lang w:val="de-DE"/>
         </w:rPr>
+        <w:lastRenderedPageBreak/>
         <w:t>Übung 2.</w:t>
       </w:r>
       <w:r>
@@ -1167,7 +1260,55 @@
         <w:rPr>
           <w:lang w:val="de-DE"/>
         </w:rPr>
-        <w:t>Hallo. Ich (heißen) Tanja. Ich (wohnen) in Cherson. Ich (kommen) aus</w:t>
+        <w:t>Hallo. Ich heiß</w:t>
+      </w:r>
+      <w:r>
+        <w:rPr>
+          <w:lang w:val="en-US"/>
+        </w:rPr>
+        <w:t>e</w:t>
+      </w:r>
+      <w:r>
+        <w:rPr>
+          <w:lang w:val="de-DE"/>
+        </w:rPr>
+        <w:t xml:space="preserve"> Tanja. Ich woh</w:t>
+      </w:r>
+      <w:r>
+        <w:rPr>
+          <w:lang w:val="de-DE"/>
+        </w:rPr>
+        <w:t>n</w:t>
+      </w:r>
+      <w:r>
+        <w:rPr>
+          <w:lang w:val="de-DE"/>
+        </w:rPr>
+        <w:t>e</w:t>
+      </w:r>
+      <w:r>
+        <w:rPr>
+          <w:lang w:val="de-DE"/>
+        </w:rPr>
+        <w:t xml:space="preserve"> </w:t>
+      </w:r>
+      <w:r>
+        <w:rPr>
+          <w:lang w:val="de-DE"/>
+        </w:rPr>
+        <w:t>in Cherson. Ich komme</w:t>
+      </w:r>
+      <w:r>
+        <w:rPr>
+          <w:lang w:val="de-DE"/>
+        </w:rPr>
+        <w:t xml:space="preserve"> </w:t>
+      </w:r>
+      <w:r>
+        <w:rPr>
+          <w:lang w:val="de-DE"/>
+        </w:rPr>
+        <w:t>aus</w:t>
       </w:r>
       <w:r>
         <w:rPr>
@@ -1179,31 +1320,19 @@
         <w:rPr>
           <w:lang w:val="de-DE"/>
         </w:rPr>
-        <w:t xml:space="preserve"> Ukraine. Ich </w:t>
-      </w:r>
-      <w:r>
-        <w:rPr>
-          <w:lang w:val="de-DE"/>
-        </w:rPr>
-        <w:t>(</w:t>
-      </w:r>
-      <w:r>
-        <w:rPr>
-          <w:lang w:val="de-DE"/>
-        </w:rPr>
-        <w:t>habe</w:t>
-      </w:r>
-      <w:r>
-        <w:rPr>
-          <w:lang w:val="de-DE"/>
-        </w:rPr>
-        <w:t>n)</w:t>
-      </w:r>
-      <w:r>
-        <w:rPr>
-          <w:lang w:val="de-DE"/>
-        </w:rPr>
-        <w:t xml:space="preserve"> einen Mann. Er (kommen) aus</w:t>
+        <w:t xml:space="preserve"> Ukraine. Ich habe einen Mann. Er komm</w:t>
+      </w:r>
+      <w:r>
+        <w:rPr>
+          <w:lang w:val="de-DE"/>
+        </w:rPr>
+        <w:t>t</w:t>
+      </w:r>
+      <w:r>
+        <w:rPr>
+          <w:lang w:val="de-DE"/>
+        </w:rPr>
+        <w:t xml:space="preserve"> aus</w:t>
       </w:r>
       <w:r>
         <w:rPr>
@@ -1215,61 +1344,79 @@
         <w:rPr>
           <w:lang w:val="de-DE"/>
         </w:rPr>
-        <w:t xml:space="preserve"> Ukraine. Wir (wohnen) zusammen. Mein Mann (arbeiten) im Büro. Wir </w:t>
-      </w:r>
-      <w:r>
-        <w:rPr>
-          <w:lang w:val="de-DE"/>
-        </w:rPr>
-        <w:t>(</w:t>
-      </w:r>
-      <w:r>
-        <w:rPr>
-          <w:lang w:val="de-DE"/>
-        </w:rPr>
-        <w:t>haben</w:t>
-      </w:r>
-      <w:r>
-        <w:rPr>
-          <w:lang w:val="de-DE"/>
-        </w:rPr>
-        <w:t>)</w:t>
-      </w:r>
-      <w:r>
-        <w:rPr>
-          <w:lang w:val="de-DE"/>
-        </w:rPr>
-        <w:t xml:space="preserve"> </w:t>
-      </w:r>
-      <w:r>
-        <w:rPr>
-          <w:lang w:val="de-DE"/>
-        </w:rPr>
-        <w:t>Kinder. Sie (gehen) in den Kindergarten.</w:t>
-      </w:r>
-      <w:r>
-        <w:rPr>
-          <w:lang w:val="de-DE"/>
-        </w:rPr>
-        <w:t xml:space="preserve"> </w:t>
-      </w:r>
-      <w:r>
-        <w:rPr>
-          <w:lang w:val="de-DE"/>
-        </w:rPr>
-        <w:t>Unsere Kinder (heißen)</w:t>
-      </w:r>
-      <w:r>
-        <w:rPr>
-          <w:lang w:val="de-DE"/>
-        </w:rPr>
-        <w:t xml:space="preserve"> Eva und Max. Eva (sein) </w:t>
-      </w:r>
-      <w:r>
-        <w:rPr>
-          <w:lang w:val="de-DE"/>
-        </w:rPr>
-        <w:t xml:space="preserve">(drei) </w:t>
+        <w:t xml:space="preserve"> Ukraine. Wir wohnen</w:t>
+      </w:r>
+      <w:r>
+        <w:rPr>
+          <w:lang w:val="de-DE"/>
+        </w:rPr>
+        <w:t xml:space="preserve"> </w:t>
+      </w:r>
+      <w:r>
+        <w:rPr>
+          <w:lang w:val="de-DE"/>
+        </w:rPr>
+        <w:t>zusammen. Mein Mann arbeite</w:t>
+      </w:r>
+      <w:r>
+        <w:rPr>
+          <w:lang w:val="de-DE"/>
+        </w:rPr>
+        <w:t>t</w:t>
+      </w:r>
+      <w:r>
+        <w:rPr>
+          <w:lang w:val="de-DE"/>
+        </w:rPr>
+        <w:t xml:space="preserve"> im Büro. Wir haben</w:t>
+      </w:r>
+      <w:r>
+        <w:rPr>
+          <w:lang w:val="de-DE"/>
+        </w:rPr>
+        <w:t xml:space="preserve"> </w:t>
+      </w:r>
+      <w:r>
+        <w:rPr>
+          <w:lang w:val="de-DE"/>
+        </w:rPr>
+        <w:t>Kinder. Sie gehen in den Kindergarten.</w:t>
+      </w:r>
+      <w:r>
+        <w:rPr>
+          <w:lang w:val="de-DE"/>
+        </w:rPr>
+        <w:t xml:space="preserve"> </w:t>
+      </w:r>
+      <w:r>
+        <w:rPr>
+          <w:lang w:val="de-DE"/>
+        </w:rPr>
+        <w:t>Unsere Kinder heißen</w:t>
+      </w:r>
+      <w:r>
+        <w:rPr>
+          <w:lang w:val="de-DE"/>
+        </w:rPr>
+        <w:t xml:space="preserve"> Eva und Max. Eva </w:t>
+      </w:r>
+      <w:r>
+        <w:rPr>
+          <w:lang w:val="de-DE"/>
+        </w:rPr>
+        <w:t>ist</w:t>
+      </w:r>
+      <w:r>
+        <w:rPr>
+          <w:lang w:val="de-DE"/>
+        </w:rPr>
+        <w:t xml:space="preserve"> </w:t>
+      </w:r>
+      <w:r>
+        <w:rPr>
+          <w:lang w:val="de-DE"/>
+        </w:rPr>
+        <w:t xml:space="preserve">drei </w:t>
       </w:r>
       <w:r>
         <w:rPr>
@@ -1281,19 +1428,55 @@
         <w:rPr>
           <w:lang w:val="de-DE"/>
         </w:rPr>
-        <w:t xml:space="preserve"> (sein) </w:t>
-      </w:r>
-      <w:r>
-        <w:rPr>
-          <w:lang w:val="de-DE"/>
-        </w:rPr>
-        <w:t>(vier)</w:t>
-      </w:r>
-      <w:r>
-        <w:rPr>
-          <w:lang w:val="de-DE"/>
-        </w:rPr>
-        <w:t>4 Jahre alt. Wir (lieben) unsere Kinder. Am Wochenende (gehen) wir gerne zum Meer. Max (verbringen) sehr viel Zeit mit Eva, denn sie (sein) seine Schwester.</w:t>
+        <w:t xml:space="preserve"> </w:t>
+      </w:r>
+      <w:r>
+        <w:rPr>
+          <w:lang w:val="de-DE"/>
+        </w:rPr>
+        <w:t>ist</w:t>
+      </w:r>
+      <w:r>
+        <w:rPr>
+          <w:lang w:val="de-DE"/>
+        </w:rPr>
+        <w:t xml:space="preserve"> </w:t>
+      </w:r>
+      <w:r>
+        <w:rPr>
+          <w:lang w:val="de-DE"/>
+        </w:rPr>
+        <w:t>vier</w:t>
+      </w:r>
+      <w:r>
+        <w:rPr>
+          <w:lang w:val="de-DE"/>
+        </w:rPr>
+        <w:t xml:space="preserve"> Jahre alt. Wir lieben unsere Kinder. Am Wochenende gehen wir gerne zum Meer. Max verbring</w:t>
+      </w:r>
+      <w:r>
+        <w:rPr>
+          <w:lang w:val="de-DE"/>
+        </w:rPr>
+        <w:t>t</w:t>
+      </w:r>
+      <w:r>
+        <w:rPr>
+          <w:lang w:val="de-DE"/>
+        </w:rPr>
+        <w:t xml:space="preserve"> sehr viel Zeit mit Eva, denn sie </w:t>
+      </w:r>
+      <w:r>
+        <w:rPr>
+          <w:lang w:val="de-DE"/>
+        </w:rPr>
+        <w:t>ist</w:t>
+      </w:r>
+      <w:r>
+        <w:rPr>
+          <w:lang w:val="de-DE"/>
+        </w:rPr>
+        <w:t xml:space="preserve"> seine Schwester.</w:t>
       </w:r>
       <w:r>
         <w:rPr>
@@ -1348,57 +1531,33 @@
       </w:r>
       <w:r>
         <w:rPr>
-          <w:lang w:val="de-DE"/>
-        </w:rPr>
-        <w:t>(sein)</w:t>
-      </w:r>
-      <w:r>
-        <w:rPr>
-          <w:lang/>
-        </w:rPr>
-        <w:t xml:space="preserve"> Anna. Ich </w:t>
-      </w:r>
-      <w:r>
-        <w:rPr>
-          <w:lang w:val="de-DE"/>
-        </w:rPr>
-        <w:t>(</w:t>
-      </w:r>
-      <w:r>
-        <w:rPr>
-          <w:lang/>
-        </w:rPr>
-        <w:t>komme</w:t>
-      </w:r>
-      <w:r>
-        <w:rPr>
-          <w:lang w:val="de-DE"/>
-        </w:rPr>
-        <w:t>n)</w:t>
-      </w:r>
-      <w:r>
-        <w:rPr>
-          <w:lang/>
-        </w:rPr>
-        <w:t xml:space="preserve"> aus Österreich und </w:t>
-      </w:r>
-      <w:r>
-        <w:rPr>
-          <w:lang w:val="de-DE"/>
-        </w:rPr>
-        <w:t>(</w:t>
-      </w:r>
-      <w:r>
-        <w:rPr>
-          <w:lang/>
-        </w:rPr>
-        <w:t>lebe</w:t>
-      </w:r>
-      <w:r>
-        <w:rPr>
-          <w:lang w:val="de-DE"/>
-        </w:rPr>
-        <w:t>n)</w:t>
+          <w:lang w:val="en-US"/>
+        </w:rPr>
+        <w:t>bin</w:t>
+      </w:r>
+      <w:r>
+        <w:rPr>
+          <w:lang/>
+        </w:rPr>
+        <w:t xml:space="preserve"> Anna. Ich komm</w:t>
+      </w:r>
+      <w:r>
+        <w:rPr>
+          <w:lang w:val="en-US"/>
+        </w:rPr>
+        <w:t>t</w:t>
+      </w:r>
+      <w:r>
+        <w:rPr>
+          <w:lang/>
+        </w:rPr>
+        <w:t xml:space="preserve"> aus Österreich und leb</w:t>
+      </w:r>
+      <w:r>
+        <w:rPr>
+          <w:lang w:val="en-US"/>
+        </w:rPr>
+        <w:t>e</w:t>
       </w:r>
       <w:r>
         <w:rPr>
@@ -1410,55 +1569,25 @@
         <w:rPr>
           <w:lang w:val="de-DE"/>
         </w:rPr>
-        <w:t xml:space="preserve">(sein) </w:t>
-      </w:r>
-      <w:r>
-        <w:rPr>
-          <w:lang/>
-        </w:rPr>
-        <w:t xml:space="preserve">15 Jahre alt und </w:t>
-      </w:r>
-      <w:r>
-        <w:rPr>
-          <w:lang w:val="de-DE"/>
-        </w:rPr>
-        <w:t>(</w:t>
-      </w:r>
-      <w:r>
-        <w:rPr>
-          <w:lang/>
-        </w:rPr>
-        <w:t>habe</w:t>
-      </w:r>
-      <w:r>
-        <w:rPr>
-          <w:lang w:val="de-DE"/>
-        </w:rPr>
-        <w:t>n)</w:t>
-      </w:r>
-      <w:r>
-        <w:rPr>
-          <w:lang/>
-        </w:rPr>
-        <w:t xml:space="preserve"> zwei Geschwister: Meine Schwester </w:t>
-      </w:r>
-      <w:r>
-        <w:rPr>
-          <w:lang w:val="de-DE"/>
-        </w:rPr>
-        <w:t>(</w:t>
-      </w:r>
-      <w:r>
-        <w:rPr>
-          <w:lang/>
-        </w:rPr>
-        <w:t>heiß</w:t>
-      </w:r>
-      <w:r>
-        <w:rPr>
-          <w:lang w:val="de-DE"/>
-        </w:rPr>
-        <w:t>en)</w:t>
+        <w:t>bin</w:t>
+      </w:r>
+      <w:r>
+        <w:rPr>
+          <w:lang w:val="de-DE"/>
+        </w:rPr>
+        <w:t xml:space="preserve"> </w:t>
+      </w:r>
+      <w:r>
+        <w:rPr>
+          <w:lang/>
+        </w:rPr>
+        <w:t>15 Jahre alt und habe zwei Geschwister: Meine Schwester heiß</w:t>
+      </w:r>
+      <w:r>
+        <w:rPr>
+          <w:lang w:val="de-DE"/>
+        </w:rPr>
+        <w:t>t</w:t>
       </w:r>
       <w:r>
         <w:rPr>
@@ -1470,7 +1599,13 @@
         <w:rPr>
           <w:lang w:val="de-DE"/>
         </w:rPr>
-        <w:t xml:space="preserve"> (sein)</w:t>
+        <w:t xml:space="preserve"> </w:t>
+      </w:r>
+      <w:r>
+        <w:rPr>
+          <w:lang w:val="de-DE"/>
+        </w:rPr>
+        <w:t>ist</w:t>
       </w:r>
       <w:r>
         <w:rPr>
@@ -1482,67 +1617,31 @@
         <w:rPr>
           <w:lang w:val="de-DE"/>
         </w:rPr>
-        <w:t>(sein)</w:t>
-      </w:r>
-      <w:r>
-        <w:rPr>
-          <w:lang/>
-        </w:rPr>
-        <w:t xml:space="preserve"> 18 Jahre alt. Wir </w:t>
-      </w:r>
-      <w:r>
-        <w:rPr>
-          <w:lang w:val="de-DE"/>
-        </w:rPr>
-        <w:t>(</w:t>
-      </w:r>
-      <w:r>
-        <w:rPr>
-          <w:lang/>
-        </w:rPr>
-        <w:t>wohnen</w:t>
-      </w:r>
-      <w:r>
-        <w:rPr>
-          <w:lang w:val="de-DE"/>
-        </w:rPr>
-        <w:t>)</w:t>
-      </w:r>
-      <w:r>
-        <w:rPr>
-          <w:lang/>
-        </w:rPr>
-        <w:t xml:space="preserve"> mit unseren Eltern in einem Haus in der Nähe von München. Meine Mutter </w:t>
-      </w:r>
-      <w:r>
-        <w:rPr>
-          <w:lang w:val="de-DE"/>
-        </w:rPr>
-        <w:t>(sein)</w:t>
-      </w:r>
-      <w:r>
-        <w:rPr>
-          <w:lang/>
-        </w:rPr>
-        <w:t xml:space="preserve"> Köchin, mein Vater </w:t>
-      </w:r>
-      <w:r>
-        <w:rPr>
-          <w:lang w:val="de-DE"/>
-        </w:rPr>
-        <w:t>(</w:t>
-      </w:r>
-      <w:r>
-        <w:rPr>
-          <w:lang/>
-        </w:rPr>
-        <w:t>arbeite</w:t>
-      </w:r>
-      <w:r>
-        <w:rPr>
-          <w:lang w:val="de-DE"/>
-        </w:rPr>
-        <w:t>n)</w:t>
+        <w:t>ist</w:t>
+      </w:r>
+      <w:r>
+        <w:rPr>
+          <w:lang/>
+        </w:rPr>
+        <w:t xml:space="preserve"> 18 Jahre alt. Wir wohnen mit unseren Eltern in einem Haus in der Nähe von München. Meine Mutter </w:t>
+      </w:r>
+      <w:r>
+        <w:rPr>
+          <w:lang w:val="de-DE"/>
+        </w:rPr>
+        <w:t>ist</w:t>
+      </w:r>
+      <w:r>
+        <w:rPr>
+          <w:lang/>
+        </w:rPr>
+        <w:t xml:space="preserve"> Köchin, mein Vater arbeite</w:t>
+      </w:r>
+      <w:r>
+        <w:rPr>
+          <w:lang w:val="de-DE"/>
+        </w:rPr>
+        <w:t>t</w:t>
       </w:r>
       <w:r>
         <w:rPr>
@@ -1560,85 +1659,25 @@
         <w:rPr>
           <w:lang/>
         </w:rPr>
-        <w:t xml:space="preserve">Ich </w:t>
-      </w:r>
-      <w:r>
-        <w:rPr>
-          <w:lang w:val="de-DE"/>
-        </w:rPr>
-        <w:t>(</w:t>
-      </w:r>
-      <w:r>
-        <w:rPr>
-          <w:lang/>
-        </w:rPr>
-        <w:t>lese</w:t>
-      </w:r>
-      <w:r>
-        <w:rPr>
-          <w:lang w:val="de-DE"/>
-        </w:rPr>
-        <w:t>n)</w:t>
-      </w:r>
-      <w:r>
-        <w:rPr>
-          <w:lang/>
-        </w:rPr>
-        <w:t xml:space="preserve"> gerne und </w:t>
-      </w:r>
-      <w:r>
-        <w:rPr>
-          <w:lang w:val="de-DE"/>
-        </w:rPr>
-        <w:t>(lieben)</w:t>
-      </w:r>
-      <w:r>
-        <w:rPr>
-          <w:lang/>
-        </w:rPr>
-        <w:t xml:space="preserve"> Tiere: Wir </w:t>
-      </w:r>
-      <w:r>
-        <w:rPr>
-          <w:lang w:val="de-DE"/>
-        </w:rPr>
-        <w:t>(</w:t>
-      </w:r>
-      <w:r>
-        <w:rPr>
-          <w:lang/>
-        </w:rPr>
-        <w:t>haben</w:t>
-      </w:r>
-      <w:r>
-        <w:rPr>
-          <w:lang w:val="de-DE"/>
-        </w:rPr>
-        <w:t>)</w:t>
-      </w:r>
-      <w:r>
-        <w:rPr>
-          <w:lang/>
-        </w:rPr>
-        <w:t xml:space="preserve"> einen Hund, zwei Katzen und im Garten einen Teich mit Goldfischen. Ich </w:t>
-      </w:r>
-      <w:r>
-        <w:rPr>
-          <w:lang w:val="de-DE"/>
-        </w:rPr>
-        <w:t>(</w:t>
-      </w:r>
-      <w:r>
-        <w:rPr>
-          <w:lang/>
-        </w:rPr>
-        <w:t>gehe</w:t>
-      </w:r>
-      <w:r>
-        <w:rPr>
-          <w:lang w:val="de-DE"/>
-        </w:rPr>
-        <w:t>n)</w:t>
+        <w:t xml:space="preserve">Ich lese gerne und </w:t>
+      </w:r>
+      <w:r>
+        <w:rPr>
+          <w:lang w:val="de-DE"/>
+        </w:rPr>
+        <w:t>lieben</w:t>
+      </w:r>
+      <w:r>
+        <w:rPr>
+          <w:lang/>
+        </w:rPr>
+        <w:t xml:space="preserve"> Tiere: Wir haben einen Hund, zwei Katzen und im Garten einen Teich mit Goldfischen. Ich geh</w:t>
+      </w:r>
+      <w:r>
+        <w:rPr>
+          <w:lang w:val="en-US"/>
+        </w:rPr>
+        <w:t>t</w:t>
       </w:r>
       <w:r>
         <w:rPr>
@@ -1650,7 +1689,7 @@
         <w:rPr>
           <w:lang w:val="de-DE"/>
         </w:rPr>
-        <w:t>(sein)</w:t>
+        <w:t>ist</w:t>
       </w:r>
       <w:r>
         <w:rPr>
@@ -1674,7 +1713,7 @@
         <w:rPr>
           <w:lang w:val="de-DE"/>
         </w:rPr>
-        <w:t>(finden)</w:t>
+        <w:t>finden</w:t>
       </w:r>
       <w:r>
         <w:rPr>
@@ -1704,145 +1743,13 @@
         <w:rPr>
           <w:lang/>
         </w:rPr>
-        <w:t xml:space="preserve">Nach der Schule </w:t>
-      </w:r>
-      <w:r>
-        <w:rPr>
-          <w:lang w:val="de-DE"/>
-        </w:rPr>
-        <w:t>(</w:t>
-      </w:r>
-      <w:r>
-        <w:rPr>
-          <w:lang/>
-        </w:rPr>
-        <w:t>gehe</w:t>
-      </w:r>
-      <w:r>
-        <w:rPr>
-          <w:lang w:val="de-DE"/>
-        </w:rPr>
-        <w:t>n)</w:t>
-      </w:r>
-      <w:r>
-        <w:rPr>
-          <w:lang/>
-        </w:rPr>
-        <w:t xml:space="preserve"> ich oft mit meinen Freundinnen im Park spazieren, manchmal </w:t>
-      </w:r>
-      <w:r>
-        <w:rPr>
-          <w:lang w:val="de-DE"/>
-        </w:rPr>
-        <w:t>(</w:t>
-      </w:r>
-      <w:r>
-        <w:rPr>
-          <w:lang/>
-        </w:rPr>
-        <w:t>essen</w:t>
-      </w:r>
-      <w:r>
-        <w:rPr>
-          <w:lang w:val="de-DE"/>
-        </w:rPr>
-        <w:t>)</w:t>
-      </w:r>
-      <w:r>
-        <w:rPr>
-          <w:lang/>
-        </w:rPr>
-        <w:t xml:space="preserve"> wir ein Eis. Am Samstag </w:t>
-      </w:r>
-      <w:r>
-        <w:rPr>
-          <w:lang w:val="de-DE"/>
-        </w:rPr>
-        <w:t>(</w:t>
-      </w:r>
-      <w:r>
-        <w:rPr>
-          <w:lang/>
-        </w:rPr>
-        <w:t>gehen</w:t>
-      </w:r>
-      <w:r>
-        <w:rPr>
-          <w:lang w:val="de-DE"/>
-        </w:rPr>
-        <w:t>)</w:t>
-      </w:r>
-      <w:r>
-        <w:rPr>
-          <w:lang/>
-        </w:rPr>
-        <w:t xml:space="preserve"> wir oft ins Kino. Am Sonntag </w:t>
-      </w:r>
-      <w:r>
-        <w:rPr>
-          <w:lang w:val="de-DE"/>
-        </w:rPr>
-        <w:t>(</w:t>
-      </w:r>
-      <w:r>
-        <w:rPr>
-          <w:lang/>
-        </w:rPr>
-        <w:t>schlafe</w:t>
-      </w:r>
-      <w:r>
-        <w:rPr>
-          <w:lang w:val="de-DE"/>
-        </w:rPr>
-        <w:t>n)</w:t>
-      </w:r>
-      <w:r>
-        <w:rPr>
-          <w:lang/>
-        </w:rPr>
-        <w:t xml:space="preserve"> ich lange, dann </w:t>
-      </w:r>
-      <w:r>
-        <w:rPr>
-          <w:lang w:val="de-DE"/>
-        </w:rPr>
-        <w:t>(</w:t>
-      </w:r>
-      <w:r>
-        <w:rPr>
-          <w:lang/>
-        </w:rPr>
-        <w:t>koche</w:t>
-      </w:r>
-      <w:r>
-        <w:rPr>
-          <w:lang w:val="de-DE"/>
-        </w:rPr>
-        <w:t>n)</w:t>
-      </w:r>
-      <w:r>
-        <w:rPr>
-          <w:lang/>
-        </w:rPr>
-        <w:t xml:space="preserve"> ich mit meiner Mutter das Mittagessen. Nach dem Essen </w:t>
-      </w:r>
-      <w:r>
-        <w:rPr>
-          <w:lang w:val="de-DE"/>
-        </w:rPr>
-        <w:t>(</w:t>
-      </w:r>
-      <w:r>
-        <w:rPr>
-          <w:lang/>
-        </w:rPr>
-        <w:t>gehen</w:t>
-      </w:r>
-      <w:r>
-        <w:rPr>
-          <w:lang w:val="de-DE"/>
-        </w:rPr>
-        <w:t>)</w:t>
+        <w:t>Nach der Schule gehe ich oft mit meinen Freundinnen im Park spazieren, manchmal essen wir ein Eis. Am Samstag gehen wir oft ins Kino. Am Sonntag schlafe ich lange, dann koche ich mit meiner Mutter das Mittagessen. Nach dem Essen gehe</w:t>
+      </w:r>
+      <w:r>
+        <w:rPr>
+          <w:lang w:val="en-US"/>
+        </w:rPr>
+        <w:t>n</w:t>
       </w:r>
       <w:r>
         <w:rPr>
@@ -1878,7 +1785,7 @@
         <w:rPr>
           <w:lang w:val="de-DE"/>
         </w:rPr>
-        <w:t>(sein)</w:t>
+        <w:t>ist</w:t>
       </w:r>
       <w:r>
         <w:rPr>
@@ -1945,19 +1852,115 @@
         <w:rPr>
           <w:lang w:val="de-DE"/>
         </w:rPr>
-        <w:t>Guten Tag, Ich (heißen) Marco Müller. Ich (kommen) aus Deutschland und ich (wohnen) in der Nähe von Offenburg</w:t>
-      </w:r>
-      <w:r>
-        <w:rPr>
-          <w:lang w:val="de-DE"/>
-        </w:rPr>
-        <w:t xml:space="preserve"> </w:t>
-      </w:r>
-      <w:r>
-        <w:rPr>
-          <w:lang w:val="de-DE"/>
-        </w:rPr>
-        <w:t xml:space="preserve">im Bad Griesbach. Das (sein) ein kleines Dorf. Ich (haben) eine Familie. Meine Familie (bestehen) aus 3 Personen. Das (sein) ich, mein Vater und meine Mutter. Wir (haben) auch einen Hund. Der Hund (heißen) Betty. Mein Vater (sein) Arzt von Beruf und meine Mutter (sein) Sekretärin. Ich (sein) 23 Jahre alt. Ich (arbeiten) als </w:t>
+        <w:t>Guten Tag, Ich heiße Marco Müller. Ich komme aus Deutschland und ich wohne in der Nähe von Offenburg</w:t>
+      </w:r>
+      <w:r>
+        <w:rPr>
+          <w:lang w:val="de-DE"/>
+        </w:rPr>
+        <w:t xml:space="preserve"> </w:t>
+      </w:r>
+      <w:r>
+        <w:rPr>
+          <w:lang w:val="de-DE"/>
+        </w:rPr>
+        <w:t xml:space="preserve">im Bad Griesbach. Das </w:t>
+      </w:r>
+      <w:r>
+        <w:rPr>
+          <w:lang w:val="de-DE"/>
+        </w:rPr>
+        <w:t>ist</w:t>
+      </w:r>
+      <w:r>
+        <w:rPr>
+          <w:lang w:val="de-DE"/>
+        </w:rPr>
+        <w:t xml:space="preserve"> ein kleines Dorf. Ich habe eine Familie. Meine Familie besteh</w:t>
+      </w:r>
+      <w:r>
+        <w:rPr>
+          <w:lang w:val="de-DE"/>
+        </w:rPr>
+        <w:t>t</w:t>
+      </w:r>
+      <w:r>
+        <w:rPr>
+          <w:lang w:val="de-DE"/>
+        </w:rPr>
+        <w:t xml:space="preserve"> aus 3 Personen. Das </w:t>
+      </w:r>
+      <w:r>
+        <w:rPr>
+          <w:lang w:val="de-DE"/>
+        </w:rPr>
+        <w:t>ist</w:t>
+      </w:r>
+      <w:r>
+        <w:rPr>
+          <w:lang w:val="de-DE"/>
+        </w:rPr>
+        <w:t xml:space="preserve"> ich, mein Vater und meine Mutter. Wir habe</w:t>
+      </w:r>
+      <w:r>
+        <w:rPr>
+          <w:lang w:val="de-DE"/>
+        </w:rPr>
+        <w:t>n</w:t>
+      </w:r>
+      <w:r>
+        <w:rPr>
+          <w:lang w:val="de-DE"/>
+        </w:rPr>
+        <w:t xml:space="preserve"> auch einen Hund. Der Hund heiß</w:t>
+      </w:r>
+      <w:r>
+        <w:rPr>
+          <w:lang w:val="de-DE"/>
+        </w:rPr>
+        <w:t>e</w:t>
+      </w:r>
+      <w:r>
+        <w:rPr>
+          <w:lang w:val="de-DE"/>
+        </w:rPr>
+        <w:t xml:space="preserve"> Betty. Mein Vater </w:t>
+      </w:r>
+      <w:r>
+        <w:rPr>
+          <w:lang w:val="de-DE"/>
+        </w:rPr>
+        <w:t>ist</w:t>
+      </w:r>
+      <w:r>
+        <w:rPr>
+          <w:lang w:val="de-DE"/>
+        </w:rPr>
+        <w:t xml:space="preserve"> Arzt von Beruf und meine Mutter </w:t>
+      </w:r>
+      <w:r>
+        <w:rPr>
+          <w:lang w:val="de-DE"/>
+        </w:rPr>
+        <w:t>ist</w:t>
+      </w:r>
+      <w:r>
+        <w:rPr>
+          <w:lang w:val="de-DE"/>
+        </w:rPr>
+        <w:t xml:space="preserve"> Sekretärin. Ich </w:t>
+      </w:r>
+      <w:r>
+        <w:rPr>
+          <w:lang w:val="de-DE"/>
+        </w:rPr>
+        <w:t>bin</w:t>
+      </w:r>
+      <w:r>
+        <w:rPr>
+          <w:lang w:val="de-DE"/>
+        </w:rPr>
+        <w:t xml:space="preserve"> 23 Jahre alt. Ich arbeite als </w:t>
       </w:r>
       <w:r>
         <w:rPr>
@@ -1969,7 +1972,7 @@
         <w:rPr>
           <w:lang w:val="de-DE"/>
         </w:rPr>
-        <w:t xml:space="preserve"> in einem Hotel. Ich (lieben) meine Familie.</w:t>
+        <w:t xml:space="preserve"> in einem Hotel. Ich liebe meine Familie.</w:t>
       </w:r>
     </w:p>
     <w:p>
@@ -2002,7 +2005,6 @@
           <w:bCs/>
           <w:lang w:val="de-DE"/>
         </w:rPr>
-        <w:lastRenderedPageBreak/>
         <w:t xml:space="preserve">Übung </w:t>
       </w:r>
       <w:r>
@@ -2043,7 +2045,37 @@
         <w:rPr>
           <w:lang/>
         </w:rPr>
-        <w:t xml:space="preserve">Wo_________du? (arbeiten) </w:t>
+        <w:t>Wo</w:t>
+      </w:r>
+      <w:r>
+        <w:rPr>
+          <w:lang w:val="en-US"/>
+        </w:rPr>
+        <w:t xml:space="preserve"> </w:t>
+      </w:r>
+      <w:r>
+        <w:rPr>
+          <w:lang/>
+        </w:rPr>
+        <w:t>arbeite</w:t>
+      </w:r>
+      <w:r>
+        <w:rPr>
+          <w:lang w:val="en-US"/>
+        </w:rPr>
+        <w:t>st</w:t>
+      </w:r>
+      <w:r>
+        <w:rPr>
+          <w:lang/>
+        </w:rPr>
+        <w:t xml:space="preserve"> </w:t>
+      </w:r>
+      <w:r>
+        <w:rPr>
+          <w:lang/>
+        </w:rPr>
+        <w:t xml:space="preserve">du? </w:t>
       </w:r>
       <w:r>
         <w:rPr>
@@ -2061,7 +2093,37 @@
         <w:rPr>
           <w:lang/>
         </w:rPr>
-        <w:t xml:space="preserve">Er_________schon lange (warten) </w:t>
+        <w:t>Er</w:t>
+      </w:r>
+      <w:r>
+        <w:rPr>
+          <w:lang/>
+        </w:rPr>
+        <w:t xml:space="preserve"> </w:t>
+      </w:r>
+      <w:r>
+        <w:rPr>
+          <w:lang/>
+        </w:rPr>
+        <w:t>warte</w:t>
+      </w:r>
+      <w:r>
+        <w:rPr>
+          <w:lang w:val="en-US"/>
+        </w:rPr>
+        <w:t>t</w:t>
+      </w:r>
+      <w:r>
+        <w:rPr>
+          <w:lang/>
+        </w:rPr>
+        <w:t xml:space="preserve"> </w:t>
+      </w:r>
+      <w:r>
+        <w:rPr>
+          <w:lang/>
+        </w:rPr>
+        <w:t>schon lange</w:t>
       </w:r>
       <w:r>
         <w:rPr>
@@ -2079,19 +2141,31 @@
         <w:rPr>
           <w:lang/>
         </w:rPr>
-        <w:t>Ich_________meine Brille nicht</w:t>
-      </w:r>
-      <w:r>
-        <w:rPr>
-          <w:lang w:val="de-DE"/>
-        </w:rPr>
-        <w:t xml:space="preserve"> </w:t>
-      </w:r>
-      <w:r>
-        <w:rPr>
-          <w:lang/>
-        </w:rPr>
-        <w:t xml:space="preserve">(finden) </w:t>
+        <w:t>Ich</w:t>
+      </w:r>
+      <w:r>
+        <w:rPr>
+          <w:lang w:val="en-US"/>
+        </w:rPr>
+        <w:t xml:space="preserve"> </w:t>
+      </w:r>
+      <w:r>
+        <w:rPr>
+          <w:lang/>
+        </w:rPr>
+        <w:t>finden</w:t>
+      </w:r>
+      <w:r>
+        <w:rPr>
+          <w:lang/>
+        </w:rPr>
+        <w:t xml:space="preserve"> </w:t>
+      </w:r>
+      <w:r>
+        <w:rPr>
+          <w:lang/>
+        </w:rPr>
+        <w:t>meine Brille nicht</w:t>
       </w:r>
       <w:r>
         <w:rPr>
@@ -2109,19 +2183,31 @@
         <w:rPr>
           <w:lang/>
         </w:rPr>
-        <w:t>Wann______du? (</w:t>
-      </w:r>
-      <w:r>
-        <w:rPr>
-          <w:lang w:val="de-DE"/>
-        </w:rPr>
-        <w:t>kommen</w:t>
-      </w:r>
-      <w:r>
-        <w:rPr>
-          <w:lang/>
-        </w:rPr>
-        <w:t xml:space="preserve">) </w:t>
+        <w:t>Wann</w:t>
+      </w:r>
+      <w:r>
+        <w:rPr>
+          <w:lang w:val="en-US"/>
+        </w:rPr>
+        <w:t xml:space="preserve"> </w:t>
+      </w:r>
+      <w:r>
+        <w:rPr>
+          <w:lang w:val="de-DE"/>
+        </w:rPr>
+        <w:t>komme</w:t>
+      </w:r>
+      <w:r>
+        <w:rPr>
+          <w:lang w:val="de-DE"/>
+        </w:rPr>
+        <w:t xml:space="preserve">st </w:t>
+      </w:r>
+      <w:r>
+        <w:rPr>
+          <w:lang/>
+        </w:rPr>
+        <w:t>du?</w:t>
       </w:r>
       <w:r>
         <w:rPr>
@@ -2133,25 +2219,38 @@
         <w:rPr>
           <w:lang w:val="uk-UA"/>
         </w:rPr>
+        <w:lastRenderedPageBreak/>
         <w:t>5.</w:t>
       </w:r>
       <w:r>
         <w:rPr>
           <w:lang/>
         </w:rPr>
-        <w:t>Ich________nicht (</w:t>
-      </w:r>
-      <w:r>
-        <w:rPr>
-          <w:lang w:val="de-DE"/>
-        </w:rPr>
-        <w:t>kommen</w:t>
-      </w:r>
-      <w:r>
-        <w:rPr>
-          <w:lang/>
-        </w:rPr>
-        <w:t xml:space="preserve">) </w:t>
+        <w:t>Ich</w:t>
+      </w:r>
+      <w:r>
+        <w:rPr>
+          <w:lang w:val="en-US"/>
+        </w:rPr>
+        <w:t xml:space="preserve"> </w:t>
+      </w:r>
+      <w:r>
+        <w:rPr>
+          <w:lang w:val="de-DE"/>
+        </w:rPr>
+        <w:t>komme</w:t>
+      </w:r>
+      <w:r>
+        <w:rPr>
+          <w:lang w:val="de-DE"/>
+        </w:rPr>
+        <w:t xml:space="preserve"> </w:t>
+      </w:r>
+      <w:r>
+        <w:rPr>
+          <w:lang/>
+        </w:rPr>
+        <w:t>nicht</w:t>
       </w:r>
       <w:r>
         <w:rPr>
@@ -2169,7 +2268,37 @@
         <w:rPr>
           <w:lang/>
         </w:rPr>
-        <w:t xml:space="preserve">Sie________dich um Hilfe (bitten) </w:t>
+        <w:t>Sie</w:t>
+      </w:r>
+      <w:r>
+        <w:rPr>
+          <w:lang w:val="en-US"/>
+        </w:rPr>
+        <w:t xml:space="preserve"> </w:t>
+      </w:r>
+      <w:r>
+        <w:rPr>
+          <w:lang/>
+        </w:rPr>
+        <w:t>bitte</w:t>
+      </w:r>
+      <w:r>
+        <w:rPr>
+          <w:lang w:val="en-US"/>
+        </w:rPr>
+        <w:t>t</w:t>
+      </w:r>
+      <w:r>
+        <w:rPr>
+          <w:lang/>
+        </w:rPr>
+        <w:t xml:space="preserve"> </w:t>
+      </w:r>
+      <w:r>
+        <w:rPr>
+          <w:lang/>
+        </w:rPr>
+        <w:t>dich um Hilfe</w:t>
       </w:r>
       <w:r>
         <w:rPr>
@@ -2187,7 +2316,37 @@
         <w:rPr>
           <w:lang/>
         </w:rPr>
-        <w:t xml:space="preserve">Er_________mich nie. (grüßen) </w:t>
+        <w:t>Er</w:t>
+      </w:r>
+      <w:r>
+        <w:rPr>
+          <w:lang w:val="en-US"/>
+        </w:rPr>
+        <w:t xml:space="preserve"> </w:t>
+      </w:r>
+      <w:r>
+        <w:rPr>
+          <w:lang/>
+        </w:rPr>
+        <w:t>grüß</w:t>
+      </w:r>
+      <w:r>
+        <w:rPr>
+          <w:lang w:val="en-US"/>
+        </w:rPr>
+        <w:t>t</w:t>
+      </w:r>
+      <w:r>
+        <w:rPr>
+          <w:lang/>
+        </w:rPr>
+        <w:t xml:space="preserve"> </w:t>
+      </w:r>
+      <w:r>
+        <w:rPr>
+          <w:lang/>
+        </w:rPr>
+        <w:t>mich nie.</w:t>
       </w:r>
       <w:r>
         <w:rPr>
@@ -2205,7 +2364,37 @@
         <w:rPr>
           <w:lang/>
         </w:rPr>
-        <w:t xml:space="preserve">Wann______ihr? (heiraten) </w:t>
+        <w:t>Wann</w:t>
+      </w:r>
+      <w:r>
+        <w:rPr>
+          <w:lang w:val="en-US"/>
+        </w:rPr>
+        <w:t xml:space="preserve"> </w:t>
+      </w:r>
+      <w:r>
+        <w:rPr>
+          <w:lang/>
+        </w:rPr>
+        <w:t>heirate</w:t>
+      </w:r>
+      <w:r>
+        <w:rPr>
+          <w:lang w:val="en-US"/>
+        </w:rPr>
+        <w:t>st</w:t>
+      </w:r>
+      <w:r>
+        <w:rPr>
+          <w:lang/>
+        </w:rPr>
+        <w:t xml:space="preserve"> </w:t>
+      </w:r>
+      <w:r>
+        <w:rPr>
+          <w:lang/>
+        </w:rPr>
+        <w:t>ihr?</w:t>
       </w:r>
       <w:r>
         <w:rPr>
@@ -2223,7 +2412,31 @@
         <w:rPr>
           <w:lang/>
         </w:rPr>
-        <w:t xml:space="preserve">Wie________du? (heißen) </w:t>
+        <w:t>Wie</w:t>
+      </w:r>
+      <w:r>
+        <w:rPr>
+          <w:lang/>
+        </w:rPr>
+        <w:t xml:space="preserve"> </w:t>
+      </w:r>
+      <w:r>
+        <w:rPr>
+          <w:lang/>
+        </w:rPr>
+        <w:t>heiße</w:t>
+      </w:r>
+      <w:r>
+        <w:rPr>
+          <w:lang w:val="en-US"/>
+        </w:rPr>
+        <w:t xml:space="preserve">st </w:t>
+      </w:r>
+      <w:r>
+        <w:rPr>
+          <w:lang/>
+        </w:rPr>
+        <w:t>du?</w:t>
       </w:r>
       <w:r>
         <w:rPr>
@@ -2247,7 +2460,27 @@
         <w:rPr>
           <w:lang/>
         </w:rPr>
-        <w:t xml:space="preserve"> ____________d</w:t>
+        <w:t xml:space="preserve"> </w:t>
+      </w:r>
+      <w:proofErr w:type="spellStart"/>
+      <w:r>
+        <w:rPr>
+          <w:lang w:val="en-US"/>
+        </w:rPr>
+        <w:t>ist</w:t>
+      </w:r>
+      <w:proofErr w:type="spellEnd"/>
+      <w:r>
+        <w:rPr>
+          <w:lang w:val="en-US"/>
+        </w:rPr>
+        <w:t xml:space="preserve"> </w:t>
+      </w:r>
+      <w:r>
+        <w:rPr>
+          <w:lang/>
+        </w:rPr>
+        <w:t>d</w:t>
       </w:r>
       <w:r>
         <w:rPr>
@@ -2259,19 +2492,7 @@
         <w:rPr>
           <w:lang/>
         </w:rPr>
-        <w:t>Stift? (</w:t>
-      </w:r>
-      <w:r>
-        <w:rPr>
-          <w:lang w:val="de-DE"/>
-        </w:rPr>
-        <w:t>sein</w:t>
-      </w:r>
-      <w:r>
-        <w:rPr>
-          <w:lang/>
-        </w:rPr>
-        <w:t xml:space="preserve">) </w:t>
+        <w:t>Stift?</w:t>
       </w:r>
       <w:r>
         <w:rPr>
@@ -2283,14 +2504,56 @@
         <w:rPr>
           <w:lang w:val="de-DE"/>
         </w:rPr>
-        <w:t>11. Woher____du? (kommen)</w:t>
+        <w:t>11. Woher</w:t>
+      </w:r>
+      <w:r>
+        <w:rPr>
+          <w:lang w:val="de-DE"/>
+        </w:rPr>
+        <w:t xml:space="preserve"> </w:t>
+      </w:r>
+      <w:r>
+        <w:rPr>
+          <w:lang w:val="de-DE"/>
+        </w:rPr>
+        <w:t>komme</w:t>
+      </w:r>
+      <w:r>
+        <w:rPr>
+          <w:lang w:val="de-DE"/>
+        </w:rPr>
+        <w:t xml:space="preserve">st </w:t>
+      </w:r>
+      <w:r>
+        <w:rPr>
+          <w:lang w:val="de-DE"/>
+        </w:rPr>
+        <w:t>du?</w:t>
       </w:r>
       <w:r>
         <w:rPr>
           <w:lang w:val="de-DE"/>
         </w:rPr>
         <w:br/>
-        <w:t>12. Wann _____ ihr euere Hausaufgabe? (machen)</w:t>
+        <w:t xml:space="preserve">12. Wann </w:t>
+      </w:r>
+      <w:r>
+        <w:rPr>
+          <w:lang w:val="de-DE"/>
+        </w:rPr>
+        <w:t>mache</w:t>
+      </w:r>
+      <w:r>
+        <w:rPr>
+          <w:lang w:val="de-DE"/>
+        </w:rPr>
+        <w:t xml:space="preserve">n </w:t>
+      </w:r>
+      <w:r>
+        <w:rPr>
+          <w:lang w:val="de-DE"/>
+        </w:rPr>
+        <w:t>ihr euere Hausaufgabe?</w:t>
       </w:r>
       <w:r>
         <w:rPr>
@@ -2370,107 +2633,357 @@
         <w:rPr>
           <w:lang w:val="de-DE"/>
         </w:rPr>
-        <w:t>der ____ auf der Bühne (tanzen)</w:t>
+        <w:t xml:space="preserve">der </w:t>
+      </w:r>
+      <w:proofErr w:type="gramStart"/>
+      <w:r>
+        <w:rPr>
+          <w:lang w:val="de-DE"/>
+        </w:rPr>
+        <w:t>tanze</w:t>
+      </w:r>
+      <w:r>
+        <w:rPr>
+          <w:lang w:val="de-DE"/>
+        </w:rPr>
+        <w:t>t</w:t>
+      </w:r>
+      <w:proofErr w:type="gramEnd"/>
+      <w:r>
+        <w:rPr>
+          <w:lang w:val="de-DE"/>
+        </w:rPr>
+        <w:t xml:space="preserve"> </w:t>
+      </w:r>
+      <w:r>
+        <w:rPr>
+          <w:lang w:val="de-DE"/>
+        </w:rPr>
+        <w:t>auf der Bühne</w:t>
       </w:r>
       <w:r>
         <w:rPr>
           <w:lang w:val="de-DE"/>
         </w:rPr>
         <w:br/>
-        <w:t>2. Meine Freundin ____ Olena (heißen)</w:t>
+        <w:t xml:space="preserve">2. Meine Freundin </w:t>
+      </w:r>
+      <w:r>
+        <w:rPr>
+          <w:lang w:val="de-DE"/>
+        </w:rPr>
+        <w:t>heiß</w:t>
+      </w:r>
+      <w:r>
+        <w:rPr>
+          <w:lang w:val="de-DE"/>
+        </w:rPr>
+        <w:t xml:space="preserve">t </w:t>
+      </w:r>
+      <w:r>
+        <w:rPr>
+          <w:lang w:val="de-DE"/>
+        </w:rPr>
+        <w:t xml:space="preserve">Olena </w:t>
+      </w:r>
+    </w:p>
+    <w:p>
+      <w:pPr>
+        <w:rPr>
+          <w:lang w:val="de-DE"/>
+        </w:rPr>
+      </w:pPr>
+      <w:r>
+        <w:rPr>
+          <w:lang w:val="de-DE"/>
+        </w:rPr>
+        <w:t xml:space="preserve">3. Ich </w:t>
+      </w:r>
+      <w:r>
+        <w:rPr>
+          <w:lang w:val="de-DE"/>
+        </w:rPr>
+        <w:t>habe</w:t>
+      </w:r>
+      <w:r>
+        <w:rPr>
+          <w:lang w:val="de-DE"/>
+        </w:rPr>
+        <w:t xml:space="preserve"> </w:t>
+      </w:r>
+      <w:r>
+        <w:rPr>
+          <w:lang w:val="de-DE"/>
+        </w:rPr>
+        <w:t>keine Großeltern</w:t>
       </w:r>
       <w:r>
         <w:rPr>
           <w:lang w:val="de-DE"/>
         </w:rPr>
         <w:br/>
-        <w:t>3. Ich ____ keine Großeltern (haben)</w:t>
+        <w:t xml:space="preserve">4. Die Kinder </w:t>
+      </w:r>
+      <w:proofErr w:type="gramStart"/>
+      <w:r>
+        <w:rPr>
+          <w:lang w:val="de-DE"/>
+        </w:rPr>
+        <w:t>sprech</w:t>
+      </w:r>
+      <w:r>
+        <w:rPr>
+          <w:lang w:val="de-DE"/>
+        </w:rPr>
+        <w:t>t</w:t>
+      </w:r>
+      <w:proofErr w:type="gramEnd"/>
+      <w:r>
+        <w:rPr>
+          <w:lang w:val="de-DE"/>
+        </w:rPr>
+        <w:t xml:space="preserve"> </w:t>
+      </w:r>
+      <w:r>
+        <w:rPr>
+          <w:lang w:val="de-DE"/>
+        </w:rPr>
+        <w:t xml:space="preserve">sehr </w:t>
+      </w:r>
+      <w:r>
+        <w:rPr>
+          <w:lang w:val="de-DE"/>
+        </w:rPr>
+        <w:t xml:space="preserve">gut </w:t>
+      </w:r>
+      <w:r>
+        <w:rPr>
+          <w:lang w:val="de-DE"/>
+        </w:rPr>
+        <w:t>Deutsch und Englisch</w:t>
       </w:r>
       <w:r>
         <w:rPr>
           <w:lang w:val="de-DE"/>
         </w:rPr>
         <w:br/>
-        <w:t xml:space="preserve">4. Die Kinder ____ sehr </w:t>
-      </w:r>
-      <w:r>
-        <w:rPr>
-          <w:lang w:val="de-DE"/>
-        </w:rPr>
-        <w:t xml:space="preserve">gut </w:t>
-      </w:r>
-      <w:r>
-        <w:rPr>
-          <w:lang w:val="de-DE"/>
-        </w:rPr>
-        <w:t>Deutsch und Englisch (sprechen)</w:t>
+        <w:t xml:space="preserve">5. Wir </w:t>
+      </w:r>
+      <w:r>
+        <w:rPr>
+          <w:lang w:val="de-DE"/>
+        </w:rPr>
+        <w:t>machen</w:t>
+      </w:r>
+      <w:r>
+        <w:rPr>
+          <w:lang w:val="de-DE"/>
+        </w:rPr>
+        <w:t xml:space="preserve"> </w:t>
+      </w:r>
+      <w:r>
+        <w:rPr>
+          <w:lang w:val="de-DE"/>
+        </w:rPr>
+        <w:t xml:space="preserve">Übungen, </w:t>
+      </w:r>
+      <w:r>
+        <w:rPr>
+          <w:lang w:val="de-DE"/>
+        </w:rPr>
+        <w:t>schreiben</w:t>
+      </w:r>
+      <w:r>
+        <w:rPr>
+          <w:lang w:val="de-DE"/>
+        </w:rPr>
+        <w:t xml:space="preserve"> </w:t>
+      </w:r>
+      <w:r>
+        <w:rPr>
+          <w:lang w:val="de-DE"/>
+        </w:rPr>
+        <w:t xml:space="preserve">Diktate und </w:t>
+      </w:r>
+      <w:r>
+        <w:rPr>
+          <w:lang w:val="de-DE"/>
+        </w:rPr>
+        <w:t>singen</w:t>
+      </w:r>
+      <w:r>
+        <w:rPr>
+          <w:lang w:val="de-DE"/>
+        </w:rPr>
+        <w:t xml:space="preserve"> </w:t>
+      </w:r>
+      <w:r>
+        <w:rPr>
+          <w:lang w:val="de-DE"/>
+        </w:rPr>
+        <w:t>Lieder</w:t>
       </w:r>
       <w:r>
         <w:rPr>
           <w:lang w:val="de-DE"/>
         </w:rPr>
         <w:br/>
-        <w:t>5. Wir ____ Übungen, ____ Diktate und _____ Lieder (machen, schreiben, singen)</w:t>
+        <w:t xml:space="preserve">6. Wo </w:t>
+      </w:r>
+      <w:r>
+        <w:rPr>
+          <w:lang w:val="de-DE"/>
+        </w:rPr>
+        <w:t>wohnen</w:t>
+      </w:r>
+      <w:r>
+        <w:rPr>
+          <w:lang w:val="de-DE"/>
+        </w:rPr>
+        <w:t xml:space="preserve"> </w:t>
+      </w:r>
+      <w:r>
+        <w:rPr>
+          <w:lang w:val="de-DE"/>
+        </w:rPr>
+        <w:t>deine Familie</w:t>
+      </w:r>
+      <w:r>
+        <w:rPr>
+          <w:lang w:val="de-DE"/>
+        </w:rPr>
+        <w:t>?</w:t>
+      </w:r>
+      <w:r>
+        <w:rPr>
+          <w:lang w:val="de-DE"/>
+        </w:rPr>
+        <w:t xml:space="preserve"> </w:t>
       </w:r>
       <w:r>
         <w:rPr>
           <w:lang w:val="de-DE"/>
         </w:rPr>
         <w:br/>
-        <w:t>6. Wo ____ deine Familie</w:t>
-      </w:r>
-      <w:r>
-        <w:rPr>
-          <w:lang w:val="de-DE"/>
-        </w:rPr>
-        <w:t>?</w:t>
-      </w:r>
-      <w:r>
-        <w:rPr>
-          <w:lang w:val="de-DE"/>
-        </w:rPr>
-        <w:t xml:space="preserve"> (wohnen)</w:t>
+        <w:t xml:space="preserve">7. Die Kinder </w:t>
+      </w:r>
+      <w:r>
+        <w:rPr>
+          <w:lang w:val="de-DE"/>
+        </w:rPr>
+        <w:t>schlaf</w:t>
+      </w:r>
+      <w:r>
+        <w:rPr>
+          <w:lang w:val="de-DE"/>
+        </w:rPr>
+        <w:t xml:space="preserve">en </w:t>
+      </w:r>
+      <w:r>
+        <w:rPr>
+          <w:lang w:val="de-DE"/>
+        </w:rPr>
+        <w:t>in ihren Zimmern</w:t>
       </w:r>
       <w:r>
         <w:rPr>
           <w:lang w:val="de-DE"/>
         </w:rPr>
         <w:br/>
-        <w:t>7. Die Kinder ____ in ihren Zimmern (schlafen)</w:t>
+        <w:t xml:space="preserve">8. Mein Bruder </w:t>
+      </w:r>
+      <w:r>
+        <w:rPr>
+          <w:lang w:val="de-DE"/>
+        </w:rPr>
+        <w:t>geh</w:t>
+      </w:r>
+      <w:r>
+        <w:rPr>
+          <w:lang w:val="de-DE"/>
+        </w:rPr>
+        <w:t xml:space="preserve">t </w:t>
+      </w:r>
+      <w:r>
+        <w:rPr>
+          <w:lang w:val="de-DE"/>
+        </w:rPr>
+        <w:t>in die 8. Klasse</w:t>
       </w:r>
       <w:r>
         <w:rPr>
           <w:lang w:val="de-DE"/>
         </w:rPr>
         <w:br/>
-        <w:t>8. Mein Bruder ____ in die 8. Klasse (gehen)</w:t>
+        <w:t xml:space="preserve">9. Ich </w:t>
+      </w:r>
+      <w:r>
+        <w:rPr>
+          <w:lang w:val="de-DE"/>
+        </w:rPr>
+        <w:t>sehe</w:t>
+      </w:r>
+      <w:r>
+        <w:rPr>
+          <w:lang w:val="de-DE"/>
+        </w:rPr>
+        <w:t xml:space="preserve"> </w:t>
+      </w:r>
+      <w:r>
+        <w:rPr>
+          <w:lang w:val="de-DE"/>
+        </w:rPr>
+        <w:t>schlecht in Dunkelheit</w:t>
       </w:r>
       <w:r>
         <w:rPr>
           <w:lang w:val="de-DE"/>
         </w:rPr>
         <w:br/>
-        <w:t>9. Ich ___ schlecht in Dunkelheit (sehen)</w:t>
-      </w:r>
-      <w:r>
-        <w:rPr>
-          <w:lang w:val="de-DE"/>
-        </w:rPr>
-        <w:t xml:space="preserve"> </w:t>
+        <w:t xml:space="preserve">10. Er </w:t>
+      </w:r>
+      <w:r>
+        <w:rPr>
+          <w:lang w:val="de-DE"/>
+        </w:rPr>
+        <w:t>brauch</w:t>
+      </w:r>
+      <w:r>
+        <w:rPr>
+          <w:lang w:val="de-DE"/>
+        </w:rPr>
+        <w:t xml:space="preserve">t </w:t>
+      </w:r>
+      <w:r>
+        <w:rPr>
+          <w:lang w:val="de-DE"/>
+        </w:rPr>
+        <w:t>neue Brille</w:t>
       </w:r>
       <w:r>
         <w:rPr>
           <w:lang w:val="de-DE"/>
         </w:rPr>
         <w:br/>
-        <w:t>10. Er ____ neue Brille (brauchen)</w:t>
-      </w:r>
-      <w:r>
-        <w:rPr>
-          <w:lang w:val="de-DE"/>
-        </w:rPr>
-        <w:br/>
-        <w:t>11. Meine Mutter ____ einen Kuchen (backen)</w:t>
+        <w:t xml:space="preserve">11. Meine Mutter </w:t>
+      </w:r>
+      <w:r>
+        <w:rPr>
+          <w:lang w:val="de-DE"/>
+        </w:rPr>
+        <w:t>back</w:t>
+      </w:r>
+      <w:r>
+        <w:rPr>
+          <w:lang w:val="de-DE"/>
+        </w:rPr>
+        <w:t xml:space="preserve">t </w:t>
+      </w:r>
+      <w:r>
+        <w:rPr>
+          <w:lang w:val="de-DE"/>
+        </w:rPr>
+        <w:t>einen Kuchen</w:t>
       </w:r>
       <w:r>
         <w:rPr>
@@ -2483,35 +2996,119 @@
         <w:rPr>
           <w:lang w:val="de-DE"/>
         </w:rPr>
-        <w:t>Ich ____ eine Pizza (möchten)</w:t>
+        <w:t xml:space="preserve">Ich </w:t>
+      </w:r>
+      <w:r>
+        <w:rPr>
+          <w:lang w:val="de-DE"/>
+        </w:rPr>
+        <w:t>möchte</w:t>
+      </w:r>
+      <w:r>
+        <w:rPr>
+          <w:lang w:val="de-DE"/>
+        </w:rPr>
+        <w:t xml:space="preserve"> </w:t>
+      </w:r>
+      <w:r>
+        <w:rPr>
+          <w:lang w:val="de-DE"/>
+        </w:rPr>
+        <w:t>eine Pizza</w:t>
       </w:r>
       <w:r>
         <w:rPr>
           <w:lang w:val="de-DE"/>
         </w:rPr>
         <w:br/>
-        <w:t>13. Wohin ___ wir in Urlaub (fahren)</w:t>
+        <w:t xml:space="preserve">13. Wohin </w:t>
+      </w:r>
+      <w:r>
+        <w:rPr>
+          <w:lang w:val="de-DE"/>
+        </w:rPr>
+        <w:t>fahren</w:t>
+      </w:r>
+      <w:r>
+        <w:rPr>
+          <w:lang w:val="de-DE"/>
+        </w:rPr>
+        <w:t xml:space="preserve"> </w:t>
+      </w:r>
+      <w:r>
+        <w:rPr>
+          <w:lang w:val="de-DE"/>
+        </w:rPr>
+        <w:t>wir in Urlaub</w:t>
       </w:r>
       <w:r>
         <w:rPr>
           <w:lang w:val="de-DE"/>
         </w:rPr>
         <w:br/>
-        <w:t>14.  Er ____ jeden Morgen (joggen)</w:t>
+        <w:t xml:space="preserve">14.  Er </w:t>
+      </w:r>
+      <w:r>
+        <w:rPr>
+          <w:lang w:val="de-DE"/>
+        </w:rPr>
+        <w:t>jogg</w:t>
+      </w:r>
+      <w:r>
+        <w:rPr>
+          <w:lang w:val="de-DE"/>
+        </w:rPr>
+        <w:t xml:space="preserve">t </w:t>
+      </w:r>
+      <w:r>
+        <w:rPr>
+          <w:lang w:val="de-DE"/>
+        </w:rPr>
+        <w:t>jeden Morgen</w:t>
       </w:r>
       <w:r>
         <w:rPr>
           <w:lang w:val="de-DE"/>
         </w:rPr>
         <w:br/>
-        <w:t>15. Wir ___ regelmäßig Sport (machen)</w:t>
+        <w:t xml:space="preserve">15. Wir </w:t>
+      </w:r>
+      <w:r>
+        <w:rPr>
+          <w:lang w:val="de-DE"/>
+        </w:rPr>
+        <w:t>machen</w:t>
+      </w:r>
+      <w:r>
+        <w:rPr>
+          <w:lang w:val="de-DE"/>
+        </w:rPr>
+        <w:t xml:space="preserve"> </w:t>
+      </w:r>
+      <w:r>
+        <w:rPr>
+          <w:lang w:val="de-DE"/>
+        </w:rPr>
+        <w:t>regelmäßig Sport</w:t>
       </w:r>
       <w:r>
         <w:rPr>
           <w:lang w:val="de-DE"/>
         </w:rPr>
         <w:br/>
-        <w:t>16. Ich ___ es (versprechen)</w:t>
+        <w:t xml:space="preserve">16. Ich </w:t>
+      </w:r>
+      <w:r>
+        <w:rPr>
+          <w:lang w:val="de-DE"/>
+        </w:rPr>
+        <w:t>verspreche</w:t>
+      </w:r>
+      <w:r>
+        <w:rPr>
+          <w:lang w:val="de-DE"/>
+        </w:rPr>
+        <w:t xml:space="preserve"> es</w:t>
       </w:r>
       <w:r>
         <w:rPr>
@@ -2565,13 +3162,15 @@
     </w:p>
     <w:p>
       <w:pPr>
-        <w:rPr>
-          <w:lang w:val="de-DE"/>
-        </w:rPr>
-      </w:pPr>
-      <w:r>
-        <w:t xml:space="preserve">1. </w:t>
-      </w:r>
+        <w:pStyle w:val="ListParagraph"/>
+        <w:numPr>
+          <w:ilvl w:val="0"/>
+          <w:numId w:val="3"/>
+        </w:numPr>
+        <w:rPr>
+          <w:lang w:val="en-US"/>
+        </w:rPr>
+      </w:pPr>
       <w:r>
         <w:rPr>
           <w:lang w:val="uk-UA"/>
@@ -2594,24 +3193,165 @@
         <w:rPr>
           <w:lang w:val="uk-UA"/>
         </w:rPr>
-        <w:t xml:space="preserve"> 7. Ми робимо домашнє завдання 8. Вони розмовляють 9. Куди ми їдемо у відпустку? 10. Вона купує їжу 11. Коли ти </w:t>
+        <w:t xml:space="preserve"> 7. Ми робимо домашнє завдання 8. Вони розмовляють 9. Куди ми їдемо у відпустку? 10. Вона купує їжу 11. Коли ти прийдеш? 12. Звідки ти? 13.  Діти сплять 14. Ми залишаємось вдома 15. Він займається спортом 16. Я </w:t>
+      </w:r>
+      <w:r>
+        <w:rPr>
+          <w:lang w:val="uk-UA"/>
+        </w:rPr>
+        <w:t xml:space="preserve">п’ю воду 17. Я бачу добре 18. Я б хотів піцу 19. Коли ми отримаємо гроші? 20. Що ти робиш сьогодні ввечері? 21. Я шукаю окуляри 22. Вона танцює, а він </w:t>
       </w:r>
       <w:r>
         <w:rPr>
           <w:lang w:val="uk-UA"/>
         </w:rPr>
         <w:lastRenderedPageBreak/>
-        <w:t xml:space="preserve">прийдеш? 12. Звідки ти? 13.  Діти сплять 14. Ми залишаємось вдома 15. Він займається спортом 16. Я </w:t>
-      </w:r>
-      <w:r>
-        <w:rPr>
-          <w:lang w:val="uk-UA"/>
-        </w:rPr>
-        <w:t>п’ю воду 17. Я бачу добре 18. Я б хотів піцу 19. Коли ми отримаємо гроші? 20. Що ти робиш сьогодні ввечері? 21. Я шукаю окуляри 22. Вона танцює, а він співає 23. Я пишу німецькою 24. Ви купуєте квитки? 25. Чому ти це робиш?</w:t>
-      </w:r>
-      <w:r>
-        <w:rPr>
-          <w:lang w:val="uk-UA"/>
+        <w:t>співає 23. Я пишу німецькою 24. Ви купуєте квитки? 25. Чому ти це робиш?</w:t>
+      </w:r>
+      <w:r>
+        <w:rPr>
+          <w:lang w:val="uk-UA"/>
+        </w:rPr>
+        <w:t xml:space="preserve"> </w:t>
+      </w:r>
+    </w:p>
+    <w:p>
+      <w:pPr>
+        <w:pStyle w:val="ListParagraph"/>
+        <w:rPr>
+          <w:lang w:val="en-US"/>
+        </w:rPr>
+      </w:pPr>
+    </w:p>
+    <w:p>
+      <w:pPr>
+        <w:ind w:left="360"/>
+        <w:rPr>
+          <w:lang w:val="en-US"/>
+        </w:rPr>
+      </w:pPr>
+      <w:r>
+        <w:rPr>
+          <w:lang w:val="en-US"/>
+        </w:rPr>
+        <w:br/>
+        <w:t xml:space="preserve">1. Er </w:t>
+      </w:r>
+      <w:proofErr w:type="spellStart"/>
+      <w:r>
+        <w:rPr>
+          <w:lang w:val="en-US"/>
+        </w:rPr>
+        <w:t>wartet</w:t>
+      </w:r>
+      <w:proofErr w:type="spellEnd"/>
+      <w:r>
+        <w:rPr>
+          <w:lang w:val="en-US"/>
+        </w:rPr>
+        <w:t>.</w:t>
+      </w:r>
+    </w:p>
+    <w:p>
+      <w:pPr>
+        <w:pStyle w:val="ListParagraph"/>
+        <w:numPr>
+          <w:ilvl w:val="0"/>
+          <w:numId w:val="3"/>
+        </w:numPr>
+        <w:rPr>
+          <w:lang w:val="en-US"/>
+        </w:rPr>
+      </w:pPr>
+      <w:r>
+        <w:rPr>
+          <w:lang w:val="en-US"/>
+        </w:rPr>
+        <w:t xml:space="preserve">Wo </w:t>
+      </w:r>
+      <w:proofErr w:type="spellStart"/>
+      <w:r>
+        <w:rPr>
+          <w:lang w:val="en-US"/>
+        </w:rPr>
+        <w:t>arbeitest</w:t>
+      </w:r>
+      <w:proofErr w:type="spellEnd"/>
+      <w:r>
+        <w:rPr>
+          <w:lang w:val="en-US"/>
+        </w:rPr>
+        <w:t xml:space="preserve"> du?</w:t>
+      </w:r>
+    </w:p>
+    <w:p>
+      <w:pPr>
+        <w:pStyle w:val="ListParagraph"/>
+        <w:numPr>
+          <w:ilvl w:val="0"/>
+          <w:numId w:val="3"/>
+        </w:numPr>
+        <w:rPr>
+          <w:lang w:val="en-US"/>
+        </w:rPr>
+      </w:pPr>
+      <w:proofErr w:type="spellStart"/>
+      <w:r>
+        <w:rPr>
+          <w:lang w:val="en-US"/>
+        </w:rPr>
+        <w:t>Wohin</w:t>
+      </w:r>
+      <w:proofErr w:type="spellEnd"/>
+      <w:r>
+        <w:rPr>
+          <w:lang w:val="en-US"/>
+        </w:rPr>
+        <w:t xml:space="preserve"> </w:t>
+      </w:r>
+      <w:proofErr w:type="spellStart"/>
+      <w:r>
+        <w:rPr>
+          <w:lang w:val="en-US"/>
+        </w:rPr>
+        <w:t>gehst</w:t>
+      </w:r>
+      <w:proofErr w:type="spellEnd"/>
+      <w:r>
+        <w:rPr>
+          <w:lang w:val="en-US"/>
+        </w:rPr>
+        <w:t xml:space="preserve"> du?</w:t>
+      </w:r>
+    </w:p>
+    <w:p>
+      <w:pPr>
+        <w:pStyle w:val="ListParagraph"/>
+        <w:numPr>
+          <w:ilvl w:val="0"/>
+          <w:numId w:val="3"/>
+        </w:numPr>
+        <w:rPr>
+          <w:lang w:val="en-US"/>
+        </w:rPr>
+      </w:pPr>
+      <w:r>
+        <w:rPr>
+          <w:lang w:val="en-US"/>
+        </w:rPr>
+        <w:t xml:space="preserve">Mein Vater </w:t>
+      </w:r>
+      <w:proofErr w:type="spellStart"/>
+      <w:r>
+        <w:rPr>
+          <w:lang w:val="en-US"/>
+        </w:rPr>
+        <w:t>reparirt</w:t>
+      </w:r>
+      <w:proofErr w:type="spellEnd"/>
+      <w:r>
+        <w:rPr>
+          <w:lang w:val="en-US"/>
         </w:rPr>
         <w:t xml:space="preserve"> </w:t>
       </w:r>
@@ -2806,6 +3546,95 @@
     </w:lvl>
   </w:abstractNum>
   <w:abstractNum w:abstractNumId="1" w15:restartNumberingAfterBreak="0">
+    <w:nsid w:val="22137AEC"/>
+    <w:multiLevelType w:val="hybridMultilevel"/>
+    <w:tmpl w:val="F37A2F1C"/>
+    <w:lvl w:ilvl="0" w:tplc="0409000F">
+      <w:start w:val="1"/>
+      <w:numFmt w:val="decimal"/>
+      <w:lvlText w:val="%1."/>
+      <w:lvlJc w:val="left"/>
+      <w:pPr>
+        <w:ind w:left="720" w:hanging="360"/>
+      </w:pPr>
+      <w:rPr>
+        <w:rFonts w:hint="default"/>
+      </w:rPr>
+    </w:lvl>
+    <w:lvl w:ilvl="1" w:tplc="04090019" w:tentative="1">
+      <w:start w:val="1"/>
+      <w:numFmt w:val="lowerLetter"/>
+      <w:lvlText w:val="%2."/>
+      <w:lvlJc w:val="left"/>
+      <w:pPr>
+        <w:ind w:left="1440" w:hanging="360"/>
+      </w:pPr>
+    </w:lvl>
+    <w:lvl w:ilvl="2" w:tplc="0409001B" w:tentative="1">
+      <w:start w:val="1"/>
+      <w:numFmt w:val="lowerRoman"/>
+      <w:lvlText w:val="%3."/>
+      <w:lvlJc w:val="right"/>
+      <w:pPr>
+        <w:ind w:left="2160" w:hanging="180"/>
+      </w:pPr>
+    </w:lvl>
+    <w:lvl w:ilvl="3" w:tplc="0409000F" w:tentative="1">
+      <w:start w:val="1"/>
+      <w:numFmt w:val="decimal"/>
+      <w:lvlText w:val="%4."/>
+      <w:lvlJc w:val="left"/>
+      <w:pPr>
+        <w:ind w:left="2880" w:hanging="360"/>
+      </w:pPr>
+    </w:lvl>
+    <w:lvl w:ilvl="4" w:tplc="04090019" w:tentative="1">
+      <w:start w:val="1"/>
+      <w:numFmt w:val="lowerLetter"/>
+      <w:lvlText w:val="%5."/>
+      <w:lvlJc w:val="left"/>
+      <w:pPr>
+        <w:ind w:left="3600" w:hanging="360"/>
+      </w:pPr>
+    </w:lvl>
+    <w:lvl w:ilvl="5" w:tplc="0409001B" w:tentative="1">
+      <w:start w:val="1"/>
+      <w:numFmt w:val="lowerRoman"/>
+      <w:lvlText w:val="%6."/>
+      <w:lvlJc w:val="right"/>
+      <w:pPr>
+        <w:ind w:left="4320" w:hanging="180"/>
+      </w:pPr>
+    </w:lvl>
+    <w:lvl w:ilvl="6" w:tplc="0409000F" w:tentative="1">
+      <w:start w:val="1"/>
+      <w:numFmt w:val="decimal"/>
+      <w:lvlText w:val="%7."/>
+      <w:lvlJc w:val="left"/>
+      <w:pPr>
+        <w:ind w:left="5040" w:hanging="360"/>
+      </w:pPr>
+    </w:lvl>
+    <w:lvl w:ilvl="7" w:tplc="04090019" w:tentative="1">
+      <w:start w:val="1"/>
+      <w:numFmt w:val="lowerLetter"/>
+      <w:lvlText w:val="%8."/>
+      <w:lvlJc w:val="left"/>
+      <w:pPr>
+        <w:ind w:left="5760" w:hanging="360"/>
+      </w:pPr>
+    </w:lvl>
+    <w:lvl w:ilvl="8" w:tplc="0409001B" w:tentative="1">
+      <w:start w:val="1"/>
+      <w:numFmt w:val="lowerRoman"/>
+      <w:lvlText w:val="%9."/>
+      <w:lvlJc w:val="right"/>
+      <w:pPr>
+        <w:ind w:left="6480" w:hanging="180"/>
+      </w:pPr>
+    </w:lvl>
+  </w:abstractNum>
+  <w:abstractNum w:abstractNumId="2" w15:restartNumberingAfterBreak="0">
     <w:nsid w:val="41C844CB"/>
     <w:multiLevelType w:val="multilevel"/>
     <w:tmpl w:val="AF9C6286"/>
@@ -2919,10 +3748,13 @@
     </w:lvl>
   </w:abstractNum>
   <w:num w:numId="1" w16cid:durableId="1496336043">
-    <w:abstractNumId w:val="1"/>
+    <w:abstractNumId w:val="2"/>
   </w:num>
   <w:num w:numId="2" w16cid:durableId="1162887669">
     <w:abstractNumId w:val="0"/>
+  </w:num>
+  <w:num w:numId="3" w16cid:durableId="9571284">
+    <w:abstractNumId w:val="1"/>
   </w:num>
 </w:numbering>
 </file>
@@ -3430,6 +4262,17 @@
       </w:tblBorders>
     </w:tblPr>
   </w:style>
+  <w:style w:type="paragraph" w:styleId="ListParagraph">
+    <w:name w:val="List Paragraph"/>
+    <w:basedOn w:val="Normal"/>
+    <w:uiPriority w:val="34"/>
+    <w:qFormat/>
+    <w:rsid w:val="009A5926"/>
+    <w:pPr>
+      <w:ind w:left="720"/>
+      <w:contextualSpacing/>
+    </w:pPr>
+  </w:style>
 </w:styles>
 </file>
 
